--- a/docs/README.docx
+++ b/docs/README.docx
@@ -410,7 +410,7 @@
               <w:pStyle w:val="BECCell"/>
             </w:pPr>
             <w:r>
-              <w:t xml:space="preserve">Dashboard + analytics, defect review (receive → approve → assign → verify), work orders, preventive maintenance, inventory, user management, audit log, backup &amp; recovery, branded exports</w:t>
+              <w:t xml:space="preserve">Dashboard + analytics, defect review (receive → approve → assign → verify), preventive maintenance, inventory, user management, backup &amp; recovery, branded exports</w:t>
             </w:r>
           </w:p>
         </w:tc>
@@ -690,7 +690,16 @@
         <w:t xml:space="preserve">Security</w:t>
       </w:r>
       <w:r>
-        <w:t xml:space="preserve"> — OTP email login for admins (3-minute codes), role-scoped sessions, CSRF protection on every state change, rate limiting, upload validation by real image content, </w:t>
+        <w:t xml:space="preserve"> — OTP email login for </w:t>
+      </w:r>
+      <w:r>
+        <w:rPr>
+          <w:b/>
+        </w:rPr>
+        <w:t xml:space="preserve">admins and reporters</w:t>
+      </w:r>
+      <w:r>
+        <w:t xml:space="preserve"> (3-minute codes; reporters need no password, and a verified browser is remembered for 30 days), role-scoped sessions, CSRF protection on every state change, rate limiting, upload validation by real image content, </w:t>
       </w:r>
       <w:r>
         <w:rPr>
@@ -723,16 +732,7 @@
         <w:t xml:space="preserve">Operations</w:t>
       </w:r>
       <w:r>
-        <w:t xml:space="preserve"> — daily automated database backup (Windows scheduled task → rotating ZIP of every table), admin </w:t>
-      </w:r>
-      <w:r>
-        <w:rPr>
-          <w:b/>
-        </w:rPr>
-        <w:t xml:space="preserve">audit log</w:t>
-      </w:r>
-      <w:r>
-        <w:t xml:space="preserve"> viewer, configurable </w:t>
+        <w:t xml:space="preserve"> — daily automated database backup (Windows scheduled task → rotating ZIP of every table), configurable </w:t>
       </w:r>
       <w:r>
         <w:rPr>
@@ -1449,7 +1449,7 @@
           <w:sz w:val="18"/>
           <w:szCs w:val="18"/>
         </w:rPr>
-        <w:t xml:space="preserve">admin_*.php                   PMO admin suite (dashboard, defects, work orders,</w:t>
+        <w:t xml:space="preserve">admin_*.php                   PMO admin suite (dashboard, defects,</w:t>
       </w:r>
     </w:p>
     <w:p>
@@ -1462,7 +1462,7 @@
           <w:sz w:val="18"/>
           <w:szCs w:val="18"/>
         </w:rPr>
-        <w:t xml:space="preserve">                              preventive, inventory, users, analytics, audit log,</w:t>
+        <w:t xml:space="preserve">                              preventive, inventory, users, analytics,</w:t>
       </w:r>
     </w:p>
     <w:p>
